--- a/docs/enterprise-accounts-production/V14.0/evidence/AFS_V14_Meridian_current.docx
+++ b/docs/enterprise-accounts-production/V14.0/evidence/AFS_V14_Meridian_current.docx
@@ -1925,7 +1925,7 @@
                 <w:sz w:val="18"/>
                 <w:szCs w:val="18"/>
               </w:rPr>
-              <w:t xml:space="preserve">Year ended 31 March 2026</w:t>
+              <w:t xml:space="preserve">FY2026</w:t>
             </w:r>
           </w:p>
         </w:tc>
